--- a/policies/build/masters_hco/HCO.PSQ.1_v2_master.docx
+++ b/policies/build/masters_hco/HCO.PSQ.1_v2_master.docx
@@ -773,7 +773,7 @@
           <w:sz w:val="22"/>
           <w:szCs w:val="22"/>
         </w:rPr>
-        <w:t xml:space="preserve">Boundaries: do not copy SHCO equivalent-chapter wording. Do not overwrite HCO AAC, COP, MOM, PRE or IPC policies. Spell out abbreviations on first use in training materials. OE counts/levels/asterisks stay with the official portal Standards PDF. Method notes come from the Guidebook Interpretation paragraphs (scanned PDF md5 2c4489ee98de4ae9b49cba168ea9f42a).</w:t>
+        <w:t xml:space="preserve">Boundaries: do not overwrite HCO AAC, COP, MOM, PRE or IPC policies. Spell out abbreviations on first use in training materials. OE counts/levels/asterisks stay with the official portal Standards PDF. Method notes come from the Guidebook Interpretation paragraphs (scanned PDF md5 2c4489ee98de4ae9b49cba168ea9f42a).</w:t>
       </w:r>
     </w:p>
     <w:p>
@@ -827,7 +827,7 @@
           <w:sz w:val="22"/>
           <w:szCs w:val="22"/>
         </w:rPr>
-        <w:t xml:space="preserve">1. Do not skip: The patient safety programme is developed, implemented and maintained by a multi-disciplinary safety commit...</w:t>
+        <w:t xml:space="preserve">1. Do not skip: The patient safety programme is developed, implemented and maintained by a multi-disciplinary safety...</w:t>
       </w:r>
     </w:p>
     <w:p>
@@ -998,7 +998,7 @@
         <w:spacing w:after="100" w:before="220"/>
       </w:pPr>
       <w:r>
-        <w:t xml:space="preserve">5.2 The patient safety programme is comprehensive and covers all the majo...</w:t>
+        <w:t xml:space="preserve">5.2 The patient safety programme is comprehensive and covers all the major...</w:t>
       </w:r>
     </w:p>
     <w:p>
@@ -1043,7 +1043,7 @@
         <w:spacing w:after="100" w:before="220"/>
       </w:pPr>
       <w:r>
-        <w:t xml:space="preserve">5.3 The programme covers incidents ranging from “no harm” to “sentinel ev...</w:t>
+        <w:t xml:space="preserve">5.3 The programme covers incidents ranging from “no harm” to “sentinel...</w:t>
       </w:r>
     </w:p>
     <w:p>
@@ -1088,7 +1088,7 @@
         <w:spacing w:after="100" w:before="220"/>
       </w:pPr>
       <w:r>
-        <w:t xml:space="preserve">5.4 Designated patient safety officer(s) coordinates implementation of th...</w:t>
+        <w:t xml:space="preserve">5.4 Designated patient safety officer(s) coordinates implementation of the...</w:t>
       </w:r>
     </w:p>
     <w:p>
@@ -1133,7 +1133,7 @@
         <w:spacing w:after="100" w:before="220"/>
       </w:pPr>
       <w:r>
-        <w:t xml:space="preserve">5.5 The organisation performs proactive analysis of patient safety risks ...</w:t>
+        <w:t xml:space="preserve">5.5 The organisation performs proactive analysis of patient safety risks...</w:t>
       </w:r>
     </w:p>
     <w:p>
@@ -1178,7 +1178,7 @@
         <w:spacing w:after="100" w:before="220"/>
       </w:pPr>
       <w:r>
-        <w:t xml:space="preserve">5.6 The patient safety programme is reviewed and updated at least once a ...</w:t>
+        <w:t xml:space="preserve">5.6 The patient safety programme is reviewed and updated at least once a...</w:t>
       </w:r>
     </w:p>
     <w:p>
@@ -1223,7 +1223,7 @@
         <w:spacing w:after="100" w:before="220"/>
       </w:pPr>
       <w:r>
-        <w:t xml:space="preserve">5.7 The organisation adapts and implements national / international patie...</w:t>
+        <w:t xml:space="preserve">5.7 The organisation adapts and implements national / international...</w:t>
       </w:r>
     </w:p>
     <w:p>
@@ -1281,6 +1281,20 @@
       </w:pPr>
       <w:r>
         <w:t xml:space="preserve">6. Governance and responsibility</w:t>
+      </w:r>
+    </w:p>
+    <w:p>
+      <w:pPr>
+        <w:spacing w:after="20" w:before="100"/>
+      </w:pPr>
+      <w:r>
+        <w:rPr>
+          <w:b/>
+          <w:bCs/>
+          <w:sz w:val="22"/>
+          <w:szCs w:val="22"/>
+        </w:rPr>
+        <w:t xml:space="preserve">Medical Superintendent</w:t>
       </w:r>
     </w:p>
     <w:p>
@@ -1297,7 +1311,7 @@
           <w:sz w:val="22"/>
           <w:szCs w:val="22"/>
         </w:rPr>
-        <w:t xml:space="preserve">Medical Superintendent</w:t>
+        <w:t xml:space="preserve">Accountable that PSQ.1 is resourced and followed.</w:t>
       </w:r>
     </w:p>
     <w:p>
@@ -1314,7 +1328,21 @@
           <w:sz w:val="22"/>
           <w:szCs w:val="22"/>
         </w:rPr>
-        <w:t xml:space="preserve">Accountable that PSQ.1 is resourced and followed.</w:t>
+        <w:t xml:space="preserve">Acts on sentinel events, safety-culture failures and quality-programme gaps that reach top leadership.</w:t>
+      </w:r>
+    </w:p>
+    <w:p>
+      <w:pPr>
+        <w:spacing w:after="20" w:before="100"/>
+      </w:pPr>
+      <w:r>
+        <w:rPr>
+          <w:b/>
+          <w:bCs/>
+          <w:sz w:val="22"/>
+          <w:szCs w:val="22"/>
+        </w:rPr>
+        <w:t xml:space="preserve">Patient Safety Officer</w:t>
       </w:r>
     </w:p>
     <w:p>
@@ -1331,7 +1359,21 @@
           <w:sz w:val="22"/>
           <w:szCs w:val="22"/>
         </w:rPr>
-        <w:t xml:space="preserve">Acts on sentinel events, safety-culture failures and quality-programme gaps that reach top leadership.</w:t>
+        <w:t xml:space="preserve">Owns day-to-day implementation and records for this standard.</w:t>
+      </w:r>
+    </w:p>
+    <w:p>
+      <w:pPr>
+        <w:spacing w:after="20" w:before="100"/>
+      </w:pPr>
+      <w:r>
+        <w:rPr>
+          <w:b/>
+          <w:bCs/>
+          <w:sz w:val="22"/>
+          <w:szCs w:val="22"/>
+        </w:rPr>
+        <w:t xml:space="preserve">Patient Safety Officer</w:t>
       </w:r>
     </w:p>
     <w:p>
@@ -1348,7 +1390,21 @@
           <w:sz w:val="22"/>
           <w:szCs w:val="22"/>
         </w:rPr>
-        <w:t xml:space="preserve">Patient Safety Officer</w:t>
+        <w:t xml:space="preserve">Coordinates the patient-safety programme and incident/sentinel-event path across standards.</w:t>
+      </w:r>
+    </w:p>
+    <w:p>
+      <w:pPr>
+        <w:spacing w:after="20" w:before="100"/>
+      </w:pPr>
+      <w:r>
+        <w:rPr>
+          <w:b/>
+          <w:bCs/>
+          <w:sz w:val="22"/>
+          <w:szCs w:val="22"/>
+        </w:rPr>
+        <w:t xml:space="preserve">Quality Coordinator</w:t>
       </w:r>
     </w:p>
     <w:p>
@@ -1365,7 +1421,7 @@
           <w:sz w:val="22"/>
           <w:szCs w:val="22"/>
         </w:rPr>
-        <w:t xml:space="preserve">Owns day-to-day implementation and records for this standard.</w:t>
+        <w:t xml:space="preserve">Coordinates the quality-improvement programme, indicators, audits and projects as this standard requires.</w:t>
       </w:r>
     </w:p>
     <w:p>
@@ -1382,7 +1438,21 @@
           <w:sz w:val="22"/>
           <w:szCs w:val="22"/>
         </w:rPr>
-        <w:t xml:space="preserve">Patient Safety Officer</w:t>
+        <w:t xml:space="preserve">Audits this policy «quarterly»; holds training acknowledgements.</w:t>
+      </w:r>
+    </w:p>
+    <w:p>
+      <w:pPr>
+        <w:spacing w:after="20" w:before="100"/>
+      </w:pPr>
+      <w:r>
+        <w:rPr>
+          <w:b/>
+          <w:bCs/>
+          <w:sz w:val="22"/>
+          <w:szCs w:val="22"/>
+        </w:rPr>
+        <w:t xml:space="preserve">Nursing Superintendent</w:t>
       </w:r>
     </w:p>
     <w:p>
@@ -1399,7 +1469,28 @@
           <w:sz w:val="22"/>
           <w:szCs w:val="22"/>
         </w:rPr>
-        <w:t xml:space="preserve">Coordinates the patient-safety programme and incident/sentinel-event path across standards.</w:t>
+        <w:t xml:space="preserve">Owns nursing-care quality monitoring where this standard requires it.</w:t>
+      </w:r>
+    </w:p>
+    <w:p>
+      <w:pPr>
+        <w:pStyle w:val="Heading1"/>
+        <w:spacing w:after="120" w:before="280"/>
+      </w:pPr>
+      <w:r>
+        <w:t xml:space="preserve">7. Quality monitoring (RCA → CAPA)</w:t>
+      </w:r>
+    </w:p>
+    <w:p>
+      <w:pPr>
+        <w:spacing w:after="140"/>
+      </w:pPr>
+      <w:r>
+        <w:rPr>
+          <w:sz w:val="22"/>
+          <w:szCs w:val="22"/>
+        </w:rPr>
+        <w:t xml:space="preserve">The Quality Coordinator audits this policy «quarterly». The audit reviews:</w:t>
       </w:r>
     </w:p>
     <w:p>
@@ -1416,7 +1507,7 @@
           <w:sz w:val="22"/>
           <w:szCs w:val="22"/>
         </w:rPr>
-        <w:t xml:space="preserve">Quality Coordinator</w:t>
+        <w:t xml:space="preserve">Records for a sample of this standard's objective elements, checked against the What-we-do steps.</w:t>
       </w:r>
     </w:p>
     <w:p>
@@ -1433,7 +1524,7 @@
           <w:sz w:val="22"/>
           <w:szCs w:val="22"/>
         </w:rPr>
-        <w:t xml:space="preserve">Coordinates the quality-improvement programme, indicators, audits and projects as this standard requires.</w:t>
+        <w:t xml:space="preserve">Documentary evidence is on file for each asterisked objective element in the sample.</w:t>
       </w:r>
     </w:p>
     <w:p>
@@ -1450,7 +1541,7 @@
           <w:sz w:val="22"/>
           <w:szCs w:val="22"/>
         </w:rPr>
-        <w:t xml:space="preserve">Audits this policy «quarterly»; holds training acknowledgements.</w:t>
+        <w:t xml:space="preserve">CORE objective elements show no critical gaps in the sample.</w:t>
       </w:r>
     </w:p>
     <w:p>
@@ -1467,125 +1558,19 @@
           <w:sz w:val="22"/>
           <w:szCs w:val="22"/>
         </w:rPr>
-        <w:t xml:space="preserve">Nursing Superintendent</w:t>
-      </w:r>
-    </w:p>
-    <w:p>
-      <w:pPr>
-        <w:pStyle w:val="ListParagraph"/>
-        <w:numPr>
-          <w:ilvl w:val="0"/>
-          <w:numId w:val="1"/>
-        </w:numPr>
-        <w:spacing w:after="60"/>
-      </w:pPr>
-      <w:r>
-        <w:rPr>
-          <w:sz w:val="22"/>
-          <w:szCs w:val="22"/>
-        </w:rPr>
-        <w:t xml:space="preserve">Owns nursing-care quality monitoring where this standard requires it.</w:t>
-      </w:r>
-    </w:p>
-    <w:p>
-      <w:pPr>
-        <w:pStyle w:val="Heading1"/>
-        <w:spacing w:after="120" w:before="280"/>
-      </w:pPr>
-      <w:r>
-        <w:t xml:space="preserve">7. Quality monitoring (RCA → CAPA)</w:t>
-      </w:r>
-    </w:p>
-    <w:p>
-      <w:pPr>
-        <w:spacing w:after="140"/>
-      </w:pPr>
-      <w:r>
-        <w:rPr>
-          <w:sz w:val="22"/>
-          <w:szCs w:val="22"/>
-        </w:rPr>
-        <w:t xml:space="preserve">The Quality Coordinator audits this policy «quarterly».</w:t>
-      </w:r>
-    </w:p>
-    <w:p>
-      <w:pPr>
-        <w:spacing w:after="140"/>
-      </w:pPr>
-      <w:r>
-        <w:rPr>
-          <w:sz w:val="22"/>
-          <w:szCs w:val="22"/>
-        </w:rPr>
-        <w:t xml:space="preserve">What is monitored each quarter:</w:t>
-      </w:r>
-    </w:p>
-    <w:p>
-      <w:pPr>
-        <w:pStyle w:val="ListParagraph"/>
-        <w:numPr>
-          <w:ilvl w:val="0"/>
-          <w:numId w:val="1"/>
-        </w:numPr>
-        <w:spacing w:after="60"/>
-      </w:pPr>
-      <w:r>
-        <w:rPr>
-          <w:sz w:val="22"/>
-          <w:szCs w:val="22"/>
-        </w:rPr>
-        <w:t xml:space="preserve">Sample of records for each OE PSQ.1.a–g.</w:t>
-      </w:r>
-    </w:p>
-    <w:p>
-      <w:pPr>
-        <w:pStyle w:val="ListParagraph"/>
-        <w:numPr>
-          <w:ilvl w:val="0"/>
-          <w:numId w:val="1"/>
-        </w:numPr>
-        <w:spacing w:after="60"/>
-      </w:pPr>
-      <w:r>
-        <w:rPr>
-          <w:sz w:val="22"/>
-          <w:szCs w:val="22"/>
-        </w:rPr>
-        <w:t xml:space="preserve">Asterisked elements (a) have document evidence as required.</w:t>
-      </w:r>
-    </w:p>
-    <w:p>
-      <w:pPr>
-        <w:pStyle w:val="ListParagraph"/>
-        <w:numPr>
-          <w:ilvl w:val="0"/>
-          <w:numId w:val="1"/>
-        </w:numPr>
-        <w:spacing w:after="60"/>
-      </w:pPr>
-      <w:r>
-        <w:rPr>
-          <w:sz w:val="22"/>
-          <w:szCs w:val="22"/>
-        </w:rPr>
-        <w:t xml:space="preserve">CORE elements (ag) show no critical gaps in the sample.</w:t>
-      </w:r>
-    </w:p>
-    <w:p>
-      <w:pPr>
-        <w:pStyle w:val="ListParagraph"/>
-        <w:numPr>
-          <w:ilvl w:val="0"/>
-          <w:numId w:val="1"/>
-        </w:numPr>
-        <w:spacing w:after="60"/>
-      </w:pPr>
-      <w:r>
-        <w:rPr>
-          <w:sz w:val="22"/>
-          <w:szCs w:val="22"/>
-        </w:rPr>
         <w:t xml:space="preserve">Stop-work events (if any) are logged with outcome.</w:t>
+      </w:r>
+    </w:p>
+    <w:p>
+      <w:pPr>
+        <w:spacing w:after="140"/>
+      </w:pPr>
+      <w:r>
+        <w:rPr>
+          <w:sz w:val="22"/>
+          <w:szCs w:val="22"/>
+        </w:rPr>
+        <w:t xml:space="preserve">Root-cause analysis is required when a gap found in this audit remains open beyond «90 days».</w:t>
       </w:r>
     </w:p>
     <w:p>
@@ -3328,7 +3313,7 @@
           <w:sz w:val="22"/>
           <w:szCs w:val="22"/>
         </w:rPr>
-        <w:t xml:space="preserve">Records showing PSQ.1.a was followed for sampled cases.</w:t>
+        <w:t xml:space="preserve">Documented patient safety programme in the Patient Safety Manual.</w:t>
       </w:r>
     </w:p>
     <w:p>
@@ -3345,7 +3330,7 @@
           <w:sz w:val="22"/>
           <w:szCs w:val="22"/>
         </w:rPr>
-        <w:t xml:space="preserve">Written guidance / protocol referenced for this element (where required).</w:t>
+        <w:t xml:space="preserve">Patient Safety Committee terms of reference, membership list and meeting-frequency record.</w:t>
       </w:r>
     </w:p>
     <w:p>
@@ -3362,7 +3347,16 @@
           <w:sz w:val="22"/>
           <w:szCs w:val="22"/>
         </w:rPr>
-        <w:t xml:space="preserve">Audit sample notes for PSQ.1.a reviewed «quarterly».</w:t>
+        <w:t xml:space="preserve">Minutes showing the committee actually developed and maintains the programme, not minutes-only notes.</w:t>
+      </w:r>
+    </w:p>
+    <w:p>
+      <w:pPr>
+        <w:pStyle w:val="Heading2"/>
+        <w:spacing w:after="100" w:before="220"/>
+      </w:pPr>
+      <w:r>
+        <w:t xml:space="preserve">PSQ.1.b — The patient safety programme is comprehensive and covers all the major elements related to patient safety.</w:t>
       </w:r>
     </w:p>
     <w:p>
@@ -3379,7 +3373,7 @@
           <w:sz w:val="22"/>
           <w:szCs w:val="22"/>
         </w:rPr>
-        <w:t xml:space="preserve">Documented evidence specifically required by the asterisked objective element.</w:t>
+        <w:t xml:space="preserve">Current element list in the manual (identification, communication, medication safety, procedure safety, falls/high-risk care, infection-related safety, incident reporting).</w:t>
       </w:r>
     </w:p>
     <w:p>
@@ -3396,16 +3390,7 @@
           <w:sz w:val="22"/>
           <w:szCs w:val="22"/>
         </w:rPr>
-        <w:t xml:space="preserve">CORE-element sample with no critical gaps in the quarter under review.</w:t>
-      </w:r>
-    </w:p>
-    <w:p>
-      <w:pPr>
-        <w:pStyle w:val="Heading2"/>
-        <w:spacing w:after="100" w:before="220"/>
-      </w:pPr>
-      <w:r>
-        <w:t xml:space="preserve">PSQ.1.b — The patient safety programme is comprehensive and covers all the major elements related to patient safety.</w:t>
+        <w:t xml:space="preserve">Training record for staff working in those areas.</w:t>
       </w:r>
     </w:p>
     <w:p>
@@ -3422,7 +3407,16 @@
           <w:sz w:val="22"/>
           <w:szCs w:val="22"/>
         </w:rPr>
-        <w:t xml:space="preserve">Records showing PSQ.1.b was followed for sampled cases.</w:t>
+        <w:t xml:space="preserve">Cross-reference record to IPC for the infection-related-safety element.</w:t>
+      </w:r>
+    </w:p>
+    <w:p>
+      <w:pPr>
+        <w:pStyle w:val="Heading2"/>
+        <w:spacing w:after="100" w:before="220"/>
+      </w:pPr>
+      <w:r>
+        <w:t xml:space="preserve">PSQ.1.c — The programme covers incidents ranging from “no harm” to “sentinel events”.</w:t>
       </w:r>
     </w:p>
     <w:p>
@@ -3439,7 +3433,7 @@
           <w:sz w:val="22"/>
           <w:szCs w:val="22"/>
         </w:rPr>
-        <w:t xml:space="preserve">Written guidance / protocol referenced for this element (where required).</w:t>
+        <w:t xml:space="preserve">Written definitions of no-harm event, near miss, adverse event and sentinel event in the manual.</w:t>
       </w:r>
     </w:p>
     <w:p>
@@ -3456,16 +3450,7 @@
           <w:sz w:val="22"/>
           <w:szCs w:val="22"/>
         </w:rPr>
-        <w:t xml:space="preserve">Audit sample notes for PSQ.1.b reviewed «quarterly».</w:t>
-      </w:r>
-    </w:p>
-    <w:p>
-      <w:pPr>
-        <w:pStyle w:val="Heading2"/>
-        <w:spacing w:after="100" w:before="220"/>
-      </w:pPr>
-      <w:r>
-        <w:t xml:space="preserve">PSQ.1.c — The programme covers incidents ranging from “no harm” to “sentinel events”.</w:t>
+        <w:t xml:space="preserve">Incident-system report samples showing each defined class was actually reported.</w:t>
       </w:r>
     </w:p>
     <w:p>
@@ -3482,7 +3467,16 @@
           <w:sz w:val="22"/>
           <w:szCs w:val="22"/>
         </w:rPr>
-        <w:t xml:space="preserve">Records showing PSQ.1.c was followed for sampled cases.</w:t>
+        <w:t xml:space="preserve">Confirmation the programme is not limited to death or major-harm events only.</w:t>
+      </w:r>
+    </w:p>
+    <w:p>
+      <w:pPr>
+        <w:pStyle w:val="Heading2"/>
+        <w:spacing w:after="100" w:before="220"/>
+      </w:pPr>
+      <w:r>
+        <w:t xml:space="preserve">PSQ.1.d — Designated patient safety officer(s) coordinates implementation of the patient safety programme.</w:t>
       </w:r>
     </w:p>
     <w:p>
@@ -3499,7 +3493,7 @@
           <w:sz w:val="22"/>
           <w:szCs w:val="22"/>
         </w:rPr>
-        <w:t xml:space="preserve">Written guidance / protocol referenced for this element (where required).</w:t>
+        <w:t xml:space="preserve">Designation letter for the Patient Safety Officer(s) with time allocation and reporting line.</w:t>
       </w:r>
     </w:p>
     <w:p>
@@ -3516,16 +3510,7 @@
           <w:sz w:val="22"/>
           <w:szCs w:val="22"/>
         </w:rPr>
-        <w:t xml:space="preserve">Audit sample notes for PSQ.1.c reviewed «quarterly».</w:t>
-      </w:r>
-    </w:p>
-    <w:p>
-      <w:pPr>
-        <w:pStyle w:val="Heading2"/>
-        <w:spacing w:after="100" w:before="220"/>
-      </w:pPr>
-      <w:r>
-        <w:t xml:space="preserve">PSQ.1.d — Designated patient safety officer(s) coordinates implementation of the patient safety programme.</w:t>
+        <w:t xml:space="preserve">Written role description for the position.</w:t>
       </w:r>
     </w:p>
     <w:p>
@@ -3542,7 +3527,16 @@
           <w:sz w:val="22"/>
           <w:szCs w:val="22"/>
         </w:rPr>
-        <w:t xml:space="preserve">Records showing PSQ.1.d was followed for sampled cases.</w:t>
+        <w:t xml:space="preserve">List of named patient-safety champions across departments.</w:t>
+      </w:r>
+    </w:p>
+    <w:p>
+      <w:pPr>
+        <w:pStyle w:val="Heading2"/>
+        <w:spacing w:after="100" w:before="220"/>
+      </w:pPr>
+      <w:r>
+        <w:t xml:space="preserve">PSQ.1.e — The organisation performs proactive analysis of patient safety risks and makes improvements accordingly.</w:t>
       </w:r>
     </w:p>
     <w:p>
@@ -3559,7 +3553,7 @@
           <w:sz w:val="22"/>
           <w:szCs w:val="22"/>
         </w:rPr>
-        <w:t xml:space="preserve">Written guidance / protocol referenced for this element (where required).</w:t>
+        <w:t xml:space="preserve">Completed proactive risk-analysis file for at least one patient-safety risk in the year (for example HIRA, FMEA, HVA or fault-tree analysis).</w:t>
       </w:r>
     </w:p>
     <w:p>
@@ -3576,16 +3570,7 @@
           <w:sz w:val="22"/>
           <w:szCs w:val="22"/>
         </w:rPr>
-        <w:t xml:space="preserve">Audit sample notes for PSQ.1.d reviewed «quarterly».</w:t>
-      </w:r>
-    </w:p>
-    <w:p>
-      <w:pPr>
-        <w:pStyle w:val="Heading2"/>
-        <w:spacing w:after="100" w:before="220"/>
-      </w:pPr>
-      <w:r>
-        <w:t xml:space="preserve">PSQ.1.e — The organisation performs proactive analysis of patient safety risks and makes improvements accordingly.</w:t>
+        <w:t xml:space="preserve">Improvement actions from that analysis with owner and due date.</w:t>
       </w:r>
     </w:p>
     <w:p>
@@ -3602,7 +3587,16 @@
           <w:sz w:val="22"/>
           <w:szCs w:val="22"/>
         </w:rPr>
-        <w:t xml:space="preserve">Records showing PSQ.1.e was followed for sampled cases.</w:t>
+        <w:t xml:space="preserve">Quality Coordinator's analysis-file record.</w:t>
+      </w:r>
+    </w:p>
+    <w:p>
+      <w:pPr>
+        <w:pStyle w:val="Heading2"/>
+        <w:spacing w:after="100" w:before="220"/>
+      </w:pPr>
+      <w:r>
+        <w:t xml:space="preserve">PSQ.1.f — The patient safety programme is reviewed and updated at least once a year.</w:t>
       </w:r>
     </w:p>
     <w:p>
@@ -3619,7 +3613,7 @@
           <w:sz w:val="22"/>
           <w:szCs w:val="22"/>
         </w:rPr>
-        <w:t xml:space="preserve">Written guidance / protocol referenced for this element (where required).</w:t>
+        <w:t xml:space="preserve">Dated review minute of the patient safety programme.</w:t>
       </w:r>
     </w:p>
     <w:p>
@@ -3636,16 +3630,7 @@
           <w:sz w:val="22"/>
           <w:szCs w:val="22"/>
         </w:rPr>
-        <w:t xml:space="preserve">Audit sample notes for PSQ.1.e reviewed «quarterly».</w:t>
-      </w:r>
-    </w:p>
-    <w:p>
-      <w:pPr>
-        <w:pStyle w:val="Heading2"/>
-        <w:spacing w:after="100" w:before="220"/>
-      </w:pPr>
-      <w:r>
-        <w:t xml:space="preserve">PSQ.1.f — The patient safety programme is reviewed and updated at least once a year.</w:t>
+        <w:t xml:space="preserve">Record of the change made to the manual or element list at that review.</w:t>
       </w:r>
     </w:p>
     <w:p>
@@ -3662,7 +3647,16 @@
           <w:sz w:val="22"/>
           <w:szCs w:val="22"/>
         </w:rPr>
-        <w:t xml:space="preserve">Records showing PSQ.1.f was followed for sampled cases.</w:t>
+        <w:t xml:space="preserve">Evidence of an earlier review after a sentinel event, new service, or national-goal change, where applicable.</w:t>
+      </w:r>
+    </w:p>
+    <w:p>
+      <w:pPr>
+        <w:pStyle w:val="Heading2"/>
+        <w:spacing w:after="100" w:before="220"/>
+      </w:pPr>
+      <w:r>
+        <w:t xml:space="preserve">PSQ.1.g — The organisation adapts and implements national / international patient- safety goals / solutions / framework.</w:t>
       </w:r>
     </w:p>
     <w:p>
@@ -3679,7 +3673,7 @@
           <w:sz w:val="22"/>
           <w:szCs w:val="22"/>
         </w:rPr>
-        <w:t xml:space="preserve">Written guidance / protocol referenced for this element (where required).</w:t>
+        <w:t xml:space="preserve">Current adopted list of national/international patient-safety goals or solutions (for example the National Patient Safety Framework, WHO Patient Safety Solutions, International Patient Safety Goals).</w:t>
       </w:r>
     </w:p>
     <w:p>
@@ -3696,16 +3690,7 @@
           <w:sz w:val="22"/>
           <w:szCs w:val="22"/>
         </w:rPr>
-        <w:t xml:space="preserve">Audit sample notes for PSQ.1.f reviewed «quarterly».</w:t>
-      </w:r>
-    </w:p>
-    <w:p>
-      <w:pPr>
-        <w:pStyle w:val="Heading2"/>
-        <w:spacing w:after="100" w:before="220"/>
-      </w:pPr>
-      <w:r>
-        <w:t xml:space="preserve">PSQ.1.g — The organisation adapts and implements national / international patient- safety goals / solutions / framework.</w:t>
+        <w:t xml:space="preserve">Local-adaptation record showing how each goal is implemented for this hospital's scope.</w:t>
       </w:r>
     </w:p>
     <w:p>
@@ -3722,58 +3707,7 @@
           <w:sz w:val="22"/>
           <w:szCs w:val="22"/>
         </w:rPr>
-        <w:t xml:space="preserve">Records showing PSQ.1.g was followed for sampled cases.</w:t>
-      </w:r>
-    </w:p>
-    <w:p>
-      <w:pPr>
-        <w:pStyle w:val="ListParagraph"/>
-        <w:numPr>
-          <w:ilvl w:val="0"/>
-          <w:numId w:val="1"/>
-        </w:numPr>
-        <w:spacing w:after="60"/>
-      </w:pPr>
-      <w:r>
-        <w:rPr>
-          <w:sz w:val="22"/>
-          <w:szCs w:val="22"/>
-        </w:rPr>
-        <w:t xml:space="preserve">Written guidance / protocol referenced for this element (where required).</w:t>
-      </w:r>
-    </w:p>
-    <w:p>
-      <w:pPr>
-        <w:pStyle w:val="ListParagraph"/>
-        <w:numPr>
-          <w:ilvl w:val="0"/>
-          <w:numId w:val="1"/>
-        </w:numPr>
-        <w:spacing w:after="60"/>
-      </w:pPr>
-      <w:r>
-        <w:rPr>
-          <w:sz w:val="22"/>
-          <w:szCs w:val="22"/>
-        </w:rPr>
-        <w:t xml:space="preserve">Audit sample notes for PSQ.1.g reviewed «quarterly».</w:t>
-      </w:r>
-    </w:p>
-    <w:p>
-      <w:pPr>
-        <w:pStyle w:val="ListParagraph"/>
-        <w:numPr>
-          <w:ilvl w:val="0"/>
-          <w:numId w:val="1"/>
-        </w:numPr>
-        <w:spacing w:after="60"/>
-      </w:pPr>
-      <w:r>
-        <w:rPr>
-          <w:sz w:val="22"/>
-          <w:szCs w:val="22"/>
-        </w:rPr>
-        <w:t xml:space="preserve">CORE-element sample with no critical gaps in the quarter under review.</w:t>
+        <w:t xml:space="preserve">Measurement record for each adopted goal.</w:t>
       </w:r>
     </w:p>
     <w:p>

--- a/policies/build/masters_hco/HCO.PSQ.1_v2_master.docx
+++ b/policies/build/masters_hco/HCO.PSQ.1_v2_master.docx
@@ -692,7 +692,7 @@
           <w:sz w:val="22"/>
           <w:szCs w:val="22"/>
         </w:rPr>
-        <w:t xml:space="preserve">It covers objective elements PSQ.1.a–g (7 elements).</w:t>
+        <w:t xml:space="preserve">This policy covers all 7 requirements under this standard, listed in detail below.</w:t>
       </w:r>
     </w:p>
     <w:p>
@@ -716,7 +716,7 @@
           <w:sz w:val="22"/>
           <w:szCs w:val="22"/>
         </w:rPr>
-        <w:t xml:space="preserve">This policy owns PSQ.1. Related AAC, COP, MOM, PRE and IPC duties stay with those policies — cross-reference only. Other PSQ standards stay with their own policies.</w:t>
+        <w:t xml:space="preserve">This policy covers patient safety programme specifically. Related duties — like patient assessment, clinical care, medication management, patient rights, or infection control — are covered in the hospital's other policies, not repeated here. Other PSQ standards stay with their own policies.</w:t>
       </w:r>
     </w:p>
     <w:p>
@@ -761,19 +761,19 @@
           <w:sz w:val="22"/>
           <w:szCs w:val="22"/>
         </w:rPr>
-        <w:t xml:space="preserve">It covers 7 objective elements (PSQ.1.a, PSQ.1.b, PSQ.1.c, PSQ.1.d, PSQ.1.e, PSQ.1.f, PSQ.1.g).</w:t>
-      </w:r>
-    </w:p>
-    <w:p>
-      <w:pPr>
-        <w:spacing w:after="140"/>
-      </w:pPr>
-      <w:r>
-        <w:rPr>
-          <w:sz w:val="22"/>
-          <w:szCs w:val="22"/>
-        </w:rPr>
-        <w:t xml:space="preserve">Boundaries: do not overwrite HCO AAC, COP, MOM, PRE or IPC policies. Spell out abbreviations on first use in training materials. OE counts/levels/asterisks stay with the official portal Standards PDF. Method notes come from the Guidebook Interpretation paragraphs (scanned PDF md5 2c4489ee98de4ae9b49cba168ea9f42a).</w:t>
+        <w:t xml:space="preserve">This policy covers all 7 requirements under this standard, listed in detail below.</w:t>
+      </w:r>
+    </w:p>
+    <w:p>
+      <w:pPr>
+        <w:spacing w:after="140"/>
+      </w:pPr>
+      <w:r>
+        <w:rPr>
+          <w:sz w:val="22"/>
+          <w:szCs w:val="22"/>
+        </w:rPr>
+        <w:t xml:space="preserve">This policy covers patient safety programme specifically. Related duties — like patient assessment, clinical care, medication management, patient rights, or infection control — are covered in the hospital's other policies, not repeated here. Spell out abbreviations on first use in training materials. OE counts/levels/asterisks stay with the official portal Standards PDF. Method notes come from the Guidebook Interpretation paragraphs (scanned PDF md5 2c4489ee98de4ae9b49cba168ea9f42a).</w:t>
       </w:r>
     </w:p>
     <w:p>
